--- a/Mikhailovsky_Ilya_Python_Backend.docx
+++ b/Mikhailovsky_Ilya_Python_Backend.docx
@@ -90,7 +90,7 @@
           <w:sz w:val="20"/>
           <w:rFonts w:ascii="Arial" w:hAnsi="Arial" w:cs="Arial"/>
         </w:rPr>
-        <w:t>Пишу бэкенд на Python. Бэкенд B2B SaaS-продукта ReachFlow спроектировал с нуля и довёл до продакшена. Там FastAPI поверх asyncpg и PostgreSQL, фоновые воркеры на Redis и Dramatiq, асинхронные интеграции с Telegram по MTProto и с языковыми моделями. Алгоритмическая база олимпиадная, на C++.</w:t>
+        <w:t>Пишу бэкенд на Python. Бэкенд B2B SaaS-продукта ReachFlow спроектировал с нуля и довёл до продакшена. Он собран на FastAPI поверх asyncpg и PostgreSQL, с фоновыми воркерами на Redis и Dramatiq и асинхронными интеграциями с Telegram по MTProto и с языковыми моделями. Алгоритмическая база олимпиадная, на C++.</w:t>
       </w:r>
     </w:p>
     <w:p>
@@ -420,7 +420,7 @@
           <w:sz w:val="20"/>
           <w:rFonts w:ascii="Arial" w:hAnsi="Arial" w:cs="Arial"/>
         </w:rPr>
-        <w:t>Построил слой оркестрации LLM поверх OpenRouter. Там профили моделей и цепочки фолбэков, классификация состояния лида, извлечение фактов, выжимка диалога для менеджера и трейсы вызовов, а эмбеддинги живут в pgvector.</w:t>
+        <w:t>Построил слой оркестрации LLM поверх OpenRouter. В него входят профили моделей и цепочки фолбэков, классификация состояния лида, извлечение фактов, выжимка диалога для менеджера и трейсы вызовов, а эмбеддинги живут в pgvector.</w:t>
       </w:r>
     </w:p>
     <w:p>
